--- a/Project/Weekly_Report_Week5.docx
+++ b/Project/Weekly_Report_Week5.docx
@@ -23,15 +23,7 @@
         <w:jc w:val="center"/>
       </w:pPr>
       <w:r>
-        <w:t>Opp. Science city, Sola-</w:t>
-      </w:r>
-      <w:proofErr w:type="spellStart"/>
-      <w:r>
-        <w:t>Bhadaj</w:t>
-      </w:r>
-      <w:proofErr w:type="spellEnd"/>
-      <w:r>
-        <w:t xml:space="preserve"> Road, Ahmedabad, Gujarat 380060</w:t>
+        <w:t>Opp. Science city, Sola-Bhadaj Road, Ahmedabad, Gujarat 380060</w:t>
       </w:r>
     </w:p>
     <w:p>
@@ -89,12 +81,6 @@
         <w:gridCol w:w="6560"/>
       </w:tblGrid>
       <w:tr>
-        <w:tblPrEx>
-          <w:tblCellMar>
-            <w:top w:w="0" w:type="dxa"/>
-            <w:bottom w:w="0" w:type="dxa"/>
-          </w:tblCellMar>
-        </w:tblPrEx>
         <w:tc>
           <w:tcPr>
             <w:tcW w:w="2800" w:type="dxa"/>
@@ -145,12 +131,6 @@
         </w:tc>
       </w:tr>
       <w:tr>
-        <w:tblPrEx>
-          <w:tblCellMar>
-            <w:top w:w="0" w:type="dxa"/>
-            <w:bottom w:w="0" w:type="dxa"/>
-          </w:tblCellMar>
-        </w:tblPrEx>
         <w:tc>
           <w:tcPr>
             <w:tcW w:w="2800" w:type="dxa"/>
@@ -168,21 +148,12 @@
             </w:tcMar>
           </w:tcPr>
           <w:p>
-            <w:proofErr w:type="spellStart"/>
             <w:r>
               <w:rPr>
                 <w:b/>
                 <w:bCs/>
               </w:rPr>
-              <w:t>Enrollment</w:t>
-            </w:r>
-            <w:proofErr w:type="spellEnd"/>
-            <w:r>
-              <w:rPr>
-                <w:b/>
-                <w:bCs/>
-              </w:rPr>
-              <w:t xml:space="preserve"> Number:</w:t>
+              <w:t>Enrollment Number:</w:t>
             </w:r>
           </w:p>
         </w:tc>
@@ -210,12 +181,6 @@
         </w:tc>
       </w:tr>
       <w:tr>
-        <w:tblPrEx>
-          <w:tblCellMar>
-            <w:top w:w="0" w:type="dxa"/>
-            <w:bottom w:w="0" w:type="dxa"/>
-          </w:tblCellMar>
-        </w:tblPrEx>
         <w:tc>
           <w:tcPr>
             <w:tcW w:w="2800" w:type="dxa"/>
@@ -260,30 +225,12 @@
           </w:tcPr>
           <w:p>
             <w:r>
-              <w:t>January 2</w:t>
-            </w:r>
-            <w:r>
-              <w:t>9</w:t>
-            </w:r>
-            <w:r>
-              <w:t xml:space="preserve">, 2026 - February </w:t>
-            </w:r>
-            <w:r>
-              <w:t>4</w:t>
-            </w:r>
-            <w:r>
-              <w:t>, 2026 (Week 5)</w:t>
+              <w:t>January 29, 2026 - February 4, 2026 (Week 5)</w:t>
             </w:r>
           </w:p>
         </w:tc>
       </w:tr>
       <w:tr>
-        <w:tblPrEx>
-          <w:tblCellMar>
-            <w:top w:w="0" w:type="dxa"/>
-            <w:bottom w:w="0" w:type="dxa"/>
-          </w:tblCellMar>
-        </w:tblPrEx>
         <w:tc>
           <w:tcPr>
             <w:tcW w:w="2800" w:type="dxa"/>
@@ -328,26 +275,12 @@
           </w:tcPr>
           <w:p>
             <w:r>
-              <w:t xml:space="preserve">Microsoft Elevate Program (via </w:t>
-            </w:r>
-            <w:proofErr w:type="spellStart"/>
-            <w:r>
-              <w:t>Edunet</w:t>
-            </w:r>
-            <w:proofErr w:type="spellEnd"/>
-            <w:r>
-              <w:t xml:space="preserve"> Foundation &amp; FICE Education)</w:t>
+              <w:t>Microsoft Elevate Program (via Edunet Foundation &amp; FICE Education)</w:t>
             </w:r>
           </w:p>
         </w:tc>
       </w:tr>
       <w:tr>
-        <w:tblPrEx>
-          <w:tblCellMar>
-            <w:top w:w="0" w:type="dxa"/>
-            <w:bottom w:w="0" w:type="dxa"/>
-          </w:tblCellMar>
-        </w:tblPrEx>
         <w:tc>
           <w:tcPr>
             <w:tcW w:w="2800" w:type="dxa"/>
@@ -398,12 +331,6 @@
         </w:tc>
       </w:tr>
       <w:tr>
-        <w:tblPrEx>
-          <w:tblCellMar>
-            <w:top w:w="0" w:type="dxa"/>
-            <w:bottom w:w="0" w:type="dxa"/>
-          </w:tblCellMar>
-        </w:tblPrEx>
         <w:tc>
           <w:tcPr>
             <w:tcW w:w="2800" w:type="dxa"/>
@@ -454,12 +381,6 @@
         </w:tc>
       </w:tr>
       <w:tr>
-        <w:tblPrEx>
-          <w:tblCellMar>
-            <w:top w:w="0" w:type="dxa"/>
-            <w:bottom w:w="0" w:type="dxa"/>
-          </w:tblCellMar>
-        </w:tblPrEx>
         <w:tc>
           <w:tcPr>
             <w:tcW w:w="2800" w:type="dxa"/>
@@ -568,15 +489,7 @@
         </w:numPr>
       </w:pPr>
       <w:r>
-        <w:t xml:space="preserve">Supervised learning concept: learning from </w:t>
-      </w:r>
-      <w:proofErr w:type="spellStart"/>
-      <w:r>
-        <w:t>labeled</w:t>
-      </w:r>
-      <w:proofErr w:type="spellEnd"/>
-      <w:r>
-        <w:t xml:space="preserve"> data</w:t>
+        <w:t>Supervised learning concept: learning from labeled data</w:t>
       </w:r>
     </w:p>
     <w:p>
@@ -660,15 +573,7 @@
         </w:numPr>
       </w:pPr>
       <w:r>
-        <w:t xml:space="preserve">K-Nearest </w:t>
-      </w:r>
-      <w:proofErr w:type="spellStart"/>
-      <w:r>
-        <w:t>Neighbors</w:t>
-      </w:r>
-      <w:proofErr w:type="spellEnd"/>
-      <w:r>
-        <w:t xml:space="preserve"> (KNN) algorithm</w:t>
+        <w:t>K-Nearest Neighbors (KNN) algorithm</w:t>
       </w:r>
     </w:p>
     <w:p>
@@ -818,15 +723,7 @@
         </w:numPr>
       </w:pPr>
       <w:r>
-        <w:t xml:space="preserve">Unsupervised learning: learning from </w:t>
-      </w:r>
-      <w:proofErr w:type="spellStart"/>
-      <w:r>
-        <w:t>unlabeled</w:t>
-      </w:r>
-      <w:proofErr w:type="spellEnd"/>
-      <w:r>
-        <w:t xml:space="preserve"> data</w:t>
+        <w:t>Unsupervised learning: learning from unlabeled data</w:t>
       </w:r>
     </w:p>
     <w:p>
@@ -1313,32 +1210,19 @@
         </w:numPr>
       </w:pPr>
       <w:r>
-        <w:t xml:space="preserve">Task 5: Hyperparameter tuning using </w:t>
-      </w:r>
-      <w:proofErr w:type="spellStart"/>
-      <w:r>
-        <w:t>GridSearchCV</w:t>
-      </w:r>
-      <w:proofErr w:type="spellEnd"/>
-    </w:p>
-    <w:p>
-      <w:pPr>
-        <w:pStyle w:val="ListParagraph"/>
-        <w:numPr>
-          <w:ilvl w:val="0"/>
-          <w:numId w:val="2"/>
-        </w:numPr>
-      </w:pPr>
-      <w:r>
-        <w:t xml:space="preserve">Created </w:t>
-      </w:r>
-      <w:proofErr w:type="spellStart"/>
-      <w:r>
-        <w:t>Jupyter</w:t>
-      </w:r>
-      <w:proofErr w:type="spellEnd"/>
-      <w:r>
-        <w:t xml:space="preserve"> notebook with complete code and visualizations</w:t>
+        <w:t>Task 5: Hyperparameter tuning using GridSearchCV</w:t>
+      </w:r>
+    </w:p>
+    <w:p>
+      <w:pPr>
+        <w:pStyle w:val="ListParagraph"/>
+        <w:numPr>
+          <w:ilvl w:val="0"/>
+          <w:numId w:val="2"/>
+        </w:numPr>
+      </w:pPr>
+      <w:r>
+        <w:t>Created Jupyter notebook with complete code and visualizations</w:t>
       </w:r>
     </w:p>
     <w:p>
@@ -1465,118 +1349,44 @@
         </w:numPr>
       </w:pPr>
       <w:r>
-        <w:t xml:space="preserve">Data preprocessing: </w:t>
-      </w:r>
-      <w:proofErr w:type="spellStart"/>
-      <w:r>
-        <w:t>StandardScaler</w:t>
-      </w:r>
-      <w:proofErr w:type="spellEnd"/>
-      <w:r>
-        <w:t xml:space="preserve">, </w:t>
-      </w:r>
-      <w:proofErr w:type="spellStart"/>
-      <w:r>
-        <w:t>MinMaxScaler</w:t>
-      </w:r>
-      <w:proofErr w:type="spellEnd"/>
-      <w:r>
-        <w:t xml:space="preserve">, </w:t>
-      </w:r>
-      <w:proofErr w:type="spellStart"/>
-      <w:r>
-        <w:t>LabelEncoder</w:t>
-      </w:r>
-      <w:proofErr w:type="spellEnd"/>
-    </w:p>
-    <w:p>
-      <w:pPr>
-        <w:pStyle w:val="ListParagraph"/>
-        <w:numPr>
-          <w:ilvl w:val="0"/>
-          <w:numId w:val="2"/>
-        </w:numPr>
-      </w:pPr>
-      <w:r>
-        <w:t>Train-test split and cross-validation (</w:t>
-      </w:r>
-      <w:proofErr w:type="spellStart"/>
-      <w:r>
-        <w:t>KFold</w:t>
-      </w:r>
-      <w:proofErr w:type="spellEnd"/>
-      <w:r>
-        <w:t xml:space="preserve">, </w:t>
-      </w:r>
-      <w:proofErr w:type="spellStart"/>
-      <w:r>
-        <w:t>StratifiedKFold</w:t>
-      </w:r>
-      <w:proofErr w:type="spellEnd"/>
-      <w:r>
-        <w:t>)</w:t>
-      </w:r>
-    </w:p>
-    <w:p>
-      <w:pPr>
-        <w:pStyle w:val="ListParagraph"/>
-        <w:numPr>
-          <w:ilvl w:val="0"/>
-          <w:numId w:val="2"/>
-        </w:numPr>
-      </w:pPr>
-      <w:r>
-        <w:t xml:space="preserve">Model training: </w:t>
-      </w:r>
-      <w:proofErr w:type="gramStart"/>
-      <w:r>
-        <w:t>fit(</w:t>
-      </w:r>
-      <w:proofErr w:type="gramEnd"/>
-      <w:r>
-        <w:t xml:space="preserve">), </w:t>
-      </w:r>
-      <w:proofErr w:type="gramStart"/>
-      <w:r>
-        <w:t>predict(</w:t>
-      </w:r>
-      <w:proofErr w:type="gramEnd"/>
-      <w:r>
-        <w:t xml:space="preserve">), </w:t>
-      </w:r>
-      <w:proofErr w:type="gramStart"/>
-      <w:r>
-        <w:t>score(</w:t>
-      </w:r>
-      <w:proofErr w:type="gramEnd"/>
-      <w:r>
-        <w:t>) methods</w:t>
-      </w:r>
-    </w:p>
-    <w:p>
-      <w:pPr>
-        <w:pStyle w:val="ListParagraph"/>
-        <w:numPr>
-          <w:ilvl w:val="0"/>
-          <w:numId w:val="2"/>
-        </w:numPr>
-      </w:pPr>
-      <w:r>
-        <w:t xml:space="preserve">Model evaluation metrics: </w:t>
-      </w:r>
-      <w:proofErr w:type="spellStart"/>
-      <w:r>
-        <w:t>accuracy_score</w:t>
-      </w:r>
-      <w:proofErr w:type="spellEnd"/>
-      <w:r>
-        <w:t xml:space="preserve">, </w:t>
-      </w:r>
-      <w:proofErr w:type="spellStart"/>
-      <w:r>
-        <w:t>precision_recall_fscore_support</w:t>
-      </w:r>
-      <w:proofErr w:type="spellEnd"/>
+        <w:t>Data preprocessing: StandardScaler, MinMaxScaler, LabelEncoder</w:t>
+      </w:r>
+    </w:p>
+    <w:p>
+      <w:pPr>
+        <w:pStyle w:val="ListParagraph"/>
+        <w:numPr>
+          <w:ilvl w:val="0"/>
+          <w:numId w:val="2"/>
+        </w:numPr>
+      </w:pPr>
+      <w:r>
+        <w:t>Train-test split and cross-validation (KFold, StratifiedKFold)</w:t>
+      </w:r>
+    </w:p>
+    <w:p>
+      <w:pPr>
+        <w:pStyle w:val="ListParagraph"/>
+        <w:numPr>
+          <w:ilvl w:val="0"/>
+          <w:numId w:val="2"/>
+        </w:numPr>
+      </w:pPr>
+      <w:r>
+        <w:t>Model training: fit(), predict(), score() methods</w:t>
+      </w:r>
+    </w:p>
+    <w:p>
+      <w:pPr>
+        <w:pStyle w:val="ListParagraph"/>
+        <w:numPr>
+          <w:ilvl w:val="0"/>
+          <w:numId w:val="2"/>
+        </w:numPr>
+      </w:pPr>
+      <w:r>
+        <w:t>Model evaluation metrics: accuracy_score, precision_recall_fscore_support</w:t>
+      </w:r>
     </w:p>
     <w:p>
       <w:pPr>
@@ -1663,37 +1473,19 @@
         </w:numPr>
       </w:pPr>
       <w:r>
-        <w:t xml:space="preserve">Initialized with README.md, LICENSE (MIT), </w:t>
-      </w:r>
-      <w:proofErr w:type="gramStart"/>
-      <w:r>
-        <w:t>and .</w:t>
-      </w:r>
-      <w:proofErr w:type="spellStart"/>
-      <w:r>
-        <w:t>gitignore</w:t>
-      </w:r>
-      <w:proofErr w:type="spellEnd"/>
-      <w:proofErr w:type="gramEnd"/>
-    </w:p>
-    <w:p>
-      <w:pPr>
-        <w:pStyle w:val="ListParagraph"/>
-        <w:numPr>
-          <w:ilvl w:val="0"/>
-          <w:numId w:val="2"/>
-        </w:numPr>
-      </w:pPr>
-      <w:r>
-        <w:t xml:space="preserve">Created folder structure: data/, notebooks/, </w:t>
-      </w:r>
-      <w:proofErr w:type="spellStart"/>
-      <w:r>
-        <w:t>src</w:t>
-      </w:r>
-      <w:proofErr w:type="spellEnd"/>
-      <w:r>
-        <w:t>/, models/, docs/</w:t>
+        <w:t>Initialized with README.md, LICENSE (MIT), and .gitignore</w:t>
+      </w:r>
+    </w:p>
+    <w:p>
+      <w:pPr>
+        <w:pStyle w:val="ListParagraph"/>
+        <w:numPr>
+          <w:ilvl w:val="0"/>
+          <w:numId w:val="2"/>
+        </w:numPr>
+      </w:pPr>
+      <w:r>
+        <w:t>Created folder structure: data/, notebooks/, src/, models/, docs/</w:t>
       </w:r>
     </w:p>
     <w:p>
@@ -1743,7 +1535,7 @@
         <w:spacing w:before="300" w:after="200"/>
       </w:pPr>
       <w:r>
-        <w:t>Plans for next week (Mar 3-7, 2026):</w:t>
+        <w:t>Plans for next week:</w:t>
       </w:r>
     </w:p>
     <w:p>
@@ -1800,13 +1592,8 @@
         </w:numPr>
       </w:pPr>
       <w:r>
-        <w:t>Practice building neural networks with TensorFlow/</w:t>
-      </w:r>
-      <w:proofErr w:type="spellStart"/>
-      <w:r>
-        <w:t>Keras</w:t>
-      </w:r>
-      <w:proofErr w:type="spellEnd"/>
+        <w:t>Practice building neural networks with TensorFlow/Keras</w:t>
+      </w:r>
     </w:p>
     <w:p>
       <w:pPr>
@@ -1831,30 +1618,20 @@
         </w:numPr>
       </w:pPr>
       <w:r>
-        <w:t xml:space="preserve">Install TensorFlow 2.x and </w:t>
-      </w:r>
-      <w:proofErr w:type="spellStart"/>
-      <w:r>
-        <w:t>Keras</w:t>
-      </w:r>
-      <w:proofErr w:type="spellEnd"/>
-    </w:p>
-    <w:p>
-      <w:pPr>
-        <w:pStyle w:val="ListParagraph"/>
-        <w:numPr>
-          <w:ilvl w:val="0"/>
-          <w:numId w:val="2"/>
-        </w:numPr>
-      </w:pPr>
-      <w:r>
-        <w:t xml:space="preserve">Setup GPU support (if available) or use Google </w:t>
-      </w:r>
-      <w:proofErr w:type="spellStart"/>
-      <w:r>
-        <w:t>Colab</w:t>
-      </w:r>
-      <w:proofErr w:type="spellEnd"/>
+        <w:t>Install TensorFlow 2.x and Keras</w:t>
+      </w:r>
+    </w:p>
+    <w:p>
+      <w:pPr>
+        <w:pStyle w:val="ListParagraph"/>
+        <w:numPr>
+          <w:ilvl w:val="0"/>
+          <w:numId w:val="2"/>
+        </w:numPr>
+      </w:pPr>
+      <w:r>
+        <w:t>Setup GPU support (if available) or use Google Colab</w:t>
+      </w:r>
     </w:p>
     <w:p>
       <w:pPr>
@@ -1877,15 +1654,7 @@
         </w:numPr>
       </w:pPr>
       <w:r>
-        <w:t xml:space="preserve">Learn </w:t>
-      </w:r>
-      <w:proofErr w:type="spellStart"/>
-      <w:r>
-        <w:t>Keras</w:t>
-      </w:r>
-      <w:proofErr w:type="spellEnd"/>
-      <w:r>
-        <w:t xml:space="preserve"> Sequential and Functional API</w:t>
+        <w:t>Learn Keras Sequential and Functional API</w:t>
       </w:r>
     </w:p>
     <w:p>
@@ -1911,21 +1680,8 @@
         </w:numPr>
       </w:pPr>
       <w:r>
-        <w:t xml:space="preserve">Study activation functions: </w:t>
-      </w:r>
-      <w:proofErr w:type="spellStart"/>
-      <w:r>
-        <w:t>ReLU</w:t>
-      </w:r>
-      <w:proofErr w:type="spellEnd"/>
-      <w:r>
-        <w:t xml:space="preserve">, Sigmoid, Tanh, </w:t>
-      </w:r>
-      <w:proofErr w:type="spellStart"/>
-      <w:r>
-        <w:t>Softmax</w:t>
-      </w:r>
-      <w:proofErr w:type="spellEnd"/>
+        <w:t>Study activation functions: ReLU, Sigmoid, Tanh, Softmax</w:t>
+      </w:r>
     </w:p>
     <w:p>
       <w:pPr>
@@ -2010,13 +1766,8 @@
         </w:numPr>
       </w:pPr>
       <w:r>
-        <w:t xml:space="preserve">Study popular CNN architectures: LeNet, VGG, </w:t>
-      </w:r>
-      <w:proofErr w:type="spellStart"/>
-      <w:r>
-        <w:t>ResNet</w:t>
-      </w:r>
-      <w:proofErr w:type="spellEnd"/>
+        <w:t>Study popular CNN architectures: LeNet, VGG, ResNet</w:t>
+      </w:r>
     </w:p>
     <w:p>
       <w:pPr>
@@ -2151,12 +1902,6 @@
         <w:gridCol w:w="1560"/>
       </w:tblGrid>
       <w:tr>
-        <w:tblPrEx>
-          <w:tblCellMar>
-            <w:top w:w="0" w:type="dxa"/>
-            <w:bottom w:w="0" w:type="dxa"/>
-          </w:tblCellMar>
-        </w:tblPrEx>
         <w:tc>
           <w:tcPr>
             <w:tcW w:w="1560" w:type="dxa"/>
@@ -2339,12 +2084,6 @@
         </w:tc>
       </w:tr>
       <w:tr>
-        <w:tblPrEx>
-          <w:tblCellMar>
-            <w:top w:w="0" w:type="dxa"/>
-            <w:bottom w:w="0" w:type="dxa"/>
-          </w:tblCellMar>
-        </w:tblPrEx>
         <w:tc>
           <w:tcPr>
             <w:tcW w:w="1560" w:type="dxa"/>
@@ -3176,6 +2915,7 @@
   <w:style w:type="character" w:default="1" w:styleId="DefaultParagraphFont">
     <w:name w:val="Default Paragraph Font"/>
     <w:uiPriority w:val="1"/>
+    <w:semiHidden/>
     <w:unhideWhenUsed/>
   </w:style>
   <w:style w:type="table" w:default="1" w:styleId="TableNormal">

--- a/Project/Weekly_Report_Week5.docx
+++ b/Project/Weekly_Report_Week5.docx
@@ -23,7 +23,15 @@
         <w:jc w:val="center"/>
       </w:pPr>
       <w:r>
-        <w:t>Opp. Science city, Sola-Bhadaj Road, Ahmedabad, Gujarat 380060</w:t>
+        <w:t>Opp. Science city, Sola-</w:t>
+      </w:r>
+      <w:proofErr w:type="spellStart"/>
+      <w:r>
+        <w:t>Bhadaj</w:t>
+      </w:r>
+      <w:proofErr w:type="spellEnd"/>
+      <w:r>
+        <w:t xml:space="preserve"> Road, Ahmedabad, Gujarat 380060</w:t>
       </w:r>
     </w:p>
     <w:p>
@@ -148,12 +156,21 @@
             </w:tcMar>
           </w:tcPr>
           <w:p>
+            <w:proofErr w:type="spellStart"/>
             <w:r>
               <w:rPr>
                 <w:b/>
                 <w:bCs/>
               </w:rPr>
-              <w:t>Enrollment Number:</w:t>
+              <w:t>Enrollment</w:t>
+            </w:r>
+            <w:proofErr w:type="spellEnd"/>
+            <w:r>
+              <w:rPr>
+                <w:b/>
+                <w:bCs/>
+              </w:rPr>
+              <w:t xml:space="preserve"> Number:</w:t>
             </w:r>
           </w:p>
         </w:tc>
@@ -275,7 +292,15 @@
           </w:tcPr>
           <w:p>
             <w:r>
-              <w:t>Microsoft Elevate Program (via Edunet Foundation &amp; FICE Education)</w:t>
+              <w:t xml:space="preserve">Microsoft Elevate Program (via </w:t>
+            </w:r>
+            <w:proofErr w:type="spellStart"/>
+            <w:r>
+              <w:t>Edunet</w:t>
+            </w:r>
+            <w:proofErr w:type="spellEnd"/>
+            <w:r>
+              <w:t xml:space="preserve"> Foundation &amp; FICE Education)</w:t>
             </w:r>
           </w:p>
         </w:tc>
@@ -489,7 +514,15 @@
         </w:numPr>
       </w:pPr>
       <w:r>
-        <w:t>Supervised learning concept: learning from labeled data</w:t>
+        <w:t xml:space="preserve">Supervised learning concept: learning from </w:t>
+      </w:r>
+      <w:proofErr w:type="spellStart"/>
+      <w:r>
+        <w:t>labeled</w:t>
+      </w:r>
+      <w:proofErr w:type="spellEnd"/>
+      <w:r>
+        <w:t xml:space="preserve"> data</w:t>
       </w:r>
     </w:p>
     <w:p>
@@ -573,7 +606,15 @@
         </w:numPr>
       </w:pPr>
       <w:r>
-        <w:t>K-Nearest Neighbors (KNN) algorithm</w:t>
+        <w:t xml:space="preserve">K-Nearest </w:t>
+      </w:r>
+      <w:proofErr w:type="spellStart"/>
+      <w:r>
+        <w:t>Neighbors</w:t>
+      </w:r>
+      <w:proofErr w:type="spellEnd"/>
+      <w:r>
+        <w:t xml:space="preserve"> (KNN) algorithm</w:t>
       </w:r>
     </w:p>
     <w:p>
@@ -723,7 +764,15 @@
         </w:numPr>
       </w:pPr>
       <w:r>
-        <w:t>Unsupervised learning: learning from unlabeled data</w:t>
+        <w:t xml:space="preserve">Unsupervised learning: learning from </w:t>
+      </w:r>
+      <w:proofErr w:type="spellStart"/>
+      <w:r>
+        <w:t>unlabeled</w:t>
+      </w:r>
+      <w:proofErr w:type="spellEnd"/>
+      <w:r>
+        <w:t xml:space="preserve"> data</w:t>
       </w:r>
     </w:p>
     <w:p>
@@ -1210,19 +1259,32 @@
         </w:numPr>
       </w:pPr>
       <w:r>
-        <w:t>Task 5: Hyperparameter tuning using GridSearchCV</w:t>
-      </w:r>
-    </w:p>
-    <w:p>
-      <w:pPr>
-        <w:pStyle w:val="ListParagraph"/>
-        <w:numPr>
-          <w:ilvl w:val="0"/>
-          <w:numId w:val="2"/>
-        </w:numPr>
-      </w:pPr>
-      <w:r>
-        <w:t>Created Jupyter notebook with complete code and visualizations</w:t>
+        <w:t xml:space="preserve">Task 5: Hyperparameter tuning using </w:t>
+      </w:r>
+      <w:proofErr w:type="spellStart"/>
+      <w:r>
+        <w:t>GridSearchCV</w:t>
+      </w:r>
+      <w:proofErr w:type="spellEnd"/>
+    </w:p>
+    <w:p>
+      <w:pPr>
+        <w:pStyle w:val="ListParagraph"/>
+        <w:numPr>
+          <w:ilvl w:val="0"/>
+          <w:numId w:val="2"/>
+        </w:numPr>
+      </w:pPr>
+      <w:r>
+        <w:t xml:space="preserve">Created </w:t>
+      </w:r>
+      <w:proofErr w:type="spellStart"/>
+      <w:r>
+        <w:t>Jupyter</w:t>
+      </w:r>
+      <w:proofErr w:type="spellEnd"/>
+      <w:r>
+        <w:t xml:space="preserve"> notebook with complete code and visualizations</w:t>
       </w:r>
     </w:p>
     <w:p>
@@ -1349,44 +1411,118 @@
         </w:numPr>
       </w:pPr>
       <w:r>
-        <w:t>Data preprocessing: StandardScaler, MinMaxScaler, LabelEncoder</w:t>
-      </w:r>
-    </w:p>
-    <w:p>
-      <w:pPr>
-        <w:pStyle w:val="ListParagraph"/>
-        <w:numPr>
-          <w:ilvl w:val="0"/>
-          <w:numId w:val="2"/>
-        </w:numPr>
-      </w:pPr>
-      <w:r>
-        <w:t>Train-test split and cross-validation (KFold, StratifiedKFold)</w:t>
-      </w:r>
-    </w:p>
-    <w:p>
-      <w:pPr>
-        <w:pStyle w:val="ListParagraph"/>
-        <w:numPr>
-          <w:ilvl w:val="0"/>
-          <w:numId w:val="2"/>
-        </w:numPr>
-      </w:pPr>
-      <w:r>
-        <w:t>Model training: fit(), predict(), score() methods</w:t>
-      </w:r>
-    </w:p>
-    <w:p>
-      <w:pPr>
-        <w:pStyle w:val="ListParagraph"/>
-        <w:numPr>
-          <w:ilvl w:val="0"/>
-          <w:numId w:val="2"/>
-        </w:numPr>
-      </w:pPr>
-      <w:r>
-        <w:t>Model evaluation metrics: accuracy_score, precision_recall_fscore_support</w:t>
-      </w:r>
+        <w:t xml:space="preserve">Data preprocessing: </w:t>
+      </w:r>
+      <w:proofErr w:type="spellStart"/>
+      <w:r>
+        <w:t>StandardScaler</w:t>
+      </w:r>
+      <w:proofErr w:type="spellEnd"/>
+      <w:r>
+        <w:t xml:space="preserve">, </w:t>
+      </w:r>
+      <w:proofErr w:type="spellStart"/>
+      <w:r>
+        <w:t>MinMaxScaler</w:t>
+      </w:r>
+      <w:proofErr w:type="spellEnd"/>
+      <w:r>
+        <w:t xml:space="preserve">, </w:t>
+      </w:r>
+      <w:proofErr w:type="spellStart"/>
+      <w:r>
+        <w:t>LabelEncoder</w:t>
+      </w:r>
+      <w:proofErr w:type="spellEnd"/>
+    </w:p>
+    <w:p>
+      <w:pPr>
+        <w:pStyle w:val="ListParagraph"/>
+        <w:numPr>
+          <w:ilvl w:val="0"/>
+          <w:numId w:val="2"/>
+        </w:numPr>
+      </w:pPr>
+      <w:r>
+        <w:t>Train-test split and cross-validation (</w:t>
+      </w:r>
+      <w:proofErr w:type="spellStart"/>
+      <w:r>
+        <w:t>KFold</w:t>
+      </w:r>
+      <w:proofErr w:type="spellEnd"/>
+      <w:r>
+        <w:t xml:space="preserve">, </w:t>
+      </w:r>
+      <w:proofErr w:type="spellStart"/>
+      <w:r>
+        <w:t>StratifiedKFold</w:t>
+      </w:r>
+      <w:proofErr w:type="spellEnd"/>
+      <w:r>
+        <w:t>)</w:t>
+      </w:r>
+    </w:p>
+    <w:p>
+      <w:pPr>
+        <w:pStyle w:val="ListParagraph"/>
+        <w:numPr>
+          <w:ilvl w:val="0"/>
+          <w:numId w:val="2"/>
+        </w:numPr>
+      </w:pPr>
+      <w:r>
+        <w:t xml:space="preserve">Model training: </w:t>
+      </w:r>
+      <w:proofErr w:type="gramStart"/>
+      <w:r>
+        <w:t>fit(</w:t>
+      </w:r>
+      <w:proofErr w:type="gramEnd"/>
+      <w:r>
+        <w:t xml:space="preserve">), </w:t>
+      </w:r>
+      <w:proofErr w:type="gramStart"/>
+      <w:r>
+        <w:t>predict(</w:t>
+      </w:r>
+      <w:proofErr w:type="gramEnd"/>
+      <w:r>
+        <w:t xml:space="preserve">), </w:t>
+      </w:r>
+      <w:proofErr w:type="gramStart"/>
+      <w:r>
+        <w:t>score(</w:t>
+      </w:r>
+      <w:proofErr w:type="gramEnd"/>
+      <w:r>
+        <w:t>) methods</w:t>
+      </w:r>
+    </w:p>
+    <w:p>
+      <w:pPr>
+        <w:pStyle w:val="ListParagraph"/>
+        <w:numPr>
+          <w:ilvl w:val="0"/>
+          <w:numId w:val="2"/>
+        </w:numPr>
+      </w:pPr>
+      <w:r>
+        <w:t xml:space="preserve">Model evaluation metrics: </w:t>
+      </w:r>
+      <w:proofErr w:type="spellStart"/>
+      <w:r>
+        <w:t>accuracy_score</w:t>
+      </w:r>
+      <w:proofErr w:type="spellEnd"/>
+      <w:r>
+        <w:t xml:space="preserve">, </w:t>
+      </w:r>
+      <w:proofErr w:type="spellStart"/>
+      <w:r>
+        <w:t>precision_recall_fscore_support</w:t>
+      </w:r>
+      <w:proofErr w:type="spellEnd"/>
     </w:p>
     <w:p>
       <w:pPr>
@@ -1473,19 +1609,37 @@
         </w:numPr>
       </w:pPr>
       <w:r>
-        <w:t>Initialized with README.md, LICENSE (MIT), and .gitignore</w:t>
-      </w:r>
-    </w:p>
-    <w:p>
-      <w:pPr>
-        <w:pStyle w:val="ListParagraph"/>
-        <w:numPr>
-          <w:ilvl w:val="0"/>
-          <w:numId w:val="2"/>
-        </w:numPr>
-      </w:pPr>
-      <w:r>
-        <w:t>Created folder structure: data/, notebooks/, src/, models/, docs/</w:t>
+        <w:t xml:space="preserve">Initialized with README.md, LICENSE (MIT), </w:t>
+      </w:r>
+      <w:proofErr w:type="gramStart"/>
+      <w:r>
+        <w:t>and .</w:t>
+      </w:r>
+      <w:proofErr w:type="spellStart"/>
+      <w:r>
+        <w:t>gitignore</w:t>
+      </w:r>
+      <w:proofErr w:type="spellEnd"/>
+      <w:proofErr w:type="gramEnd"/>
+    </w:p>
+    <w:p>
+      <w:pPr>
+        <w:pStyle w:val="ListParagraph"/>
+        <w:numPr>
+          <w:ilvl w:val="0"/>
+          <w:numId w:val="2"/>
+        </w:numPr>
+      </w:pPr>
+      <w:r>
+        <w:t xml:space="preserve">Created folder structure: data/, notebooks/, </w:t>
+      </w:r>
+      <w:proofErr w:type="spellStart"/>
+      <w:r>
+        <w:t>src</w:t>
+      </w:r>
+      <w:proofErr w:type="spellEnd"/>
+      <w:r>
+        <w:t>/, models/, docs/</w:t>
       </w:r>
     </w:p>
     <w:p>
@@ -1592,8 +1746,13 @@
         </w:numPr>
       </w:pPr>
       <w:r>
-        <w:t>Practice building neural networks with TensorFlow/Keras</w:t>
-      </w:r>
+        <w:t>Practice building neural networks with TensorFlow/</w:t>
+      </w:r>
+      <w:proofErr w:type="spellStart"/>
+      <w:r>
+        <w:t>Keras</w:t>
+      </w:r>
+      <w:proofErr w:type="spellEnd"/>
     </w:p>
     <w:p>
       <w:pPr>
@@ -1618,20 +1777,30 @@
         </w:numPr>
       </w:pPr>
       <w:r>
-        <w:t>Install TensorFlow 2.x and Keras</w:t>
-      </w:r>
-    </w:p>
-    <w:p>
-      <w:pPr>
-        <w:pStyle w:val="ListParagraph"/>
-        <w:numPr>
-          <w:ilvl w:val="0"/>
-          <w:numId w:val="2"/>
-        </w:numPr>
-      </w:pPr>
-      <w:r>
-        <w:t>Setup GPU support (if available) or use Google Colab</w:t>
-      </w:r>
+        <w:t xml:space="preserve">Install TensorFlow 2.x and </w:t>
+      </w:r>
+      <w:proofErr w:type="spellStart"/>
+      <w:r>
+        <w:t>Keras</w:t>
+      </w:r>
+      <w:proofErr w:type="spellEnd"/>
+    </w:p>
+    <w:p>
+      <w:pPr>
+        <w:pStyle w:val="ListParagraph"/>
+        <w:numPr>
+          <w:ilvl w:val="0"/>
+          <w:numId w:val="2"/>
+        </w:numPr>
+      </w:pPr>
+      <w:r>
+        <w:t xml:space="preserve">Setup GPU support (if available) or use Google </w:t>
+      </w:r>
+      <w:proofErr w:type="spellStart"/>
+      <w:r>
+        <w:t>Colab</w:t>
+      </w:r>
+      <w:proofErr w:type="spellEnd"/>
     </w:p>
     <w:p>
       <w:pPr>
@@ -1654,7 +1823,15 @@
         </w:numPr>
       </w:pPr>
       <w:r>
-        <w:t>Learn Keras Sequential and Functional API</w:t>
+        <w:t xml:space="preserve">Learn </w:t>
+      </w:r>
+      <w:proofErr w:type="spellStart"/>
+      <w:r>
+        <w:t>Keras</w:t>
+      </w:r>
+      <w:proofErr w:type="spellEnd"/>
+      <w:r>
+        <w:t xml:space="preserve"> Sequential and Functional API</w:t>
       </w:r>
     </w:p>
     <w:p>
@@ -1680,8 +1857,21 @@
         </w:numPr>
       </w:pPr>
       <w:r>
-        <w:t>Study activation functions: ReLU, Sigmoid, Tanh, Softmax</w:t>
-      </w:r>
+        <w:t xml:space="preserve">Study activation functions: </w:t>
+      </w:r>
+      <w:proofErr w:type="spellStart"/>
+      <w:r>
+        <w:t>ReLU</w:t>
+      </w:r>
+      <w:proofErr w:type="spellEnd"/>
+      <w:r>
+        <w:t xml:space="preserve">, Sigmoid, Tanh, </w:t>
+      </w:r>
+      <w:proofErr w:type="spellStart"/>
+      <w:r>
+        <w:t>Softmax</w:t>
+      </w:r>
+      <w:proofErr w:type="spellEnd"/>
     </w:p>
     <w:p>
       <w:pPr>
@@ -1766,8 +1956,13 @@
         </w:numPr>
       </w:pPr>
       <w:r>
-        <w:t>Study popular CNN architectures: LeNet, VGG, ResNet</w:t>
-      </w:r>
+        <w:t xml:space="preserve">Study popular CNN architectures: LeNet, VGG, </w:t>
+      </w:r>
+      <w:proofErr w:type="spellStart"/>
+      <w:r>
+        <w:t>ResNet</w:t>
+      </w:r>
+      <w:proofErr w:type="spellEnd"/>
     </w:p>
     <w:p>
       <w:pPr>
@@ -2246,7 +2441,7 @@
         <w:spacing w:after="120"/>
       </w:pPr>
       <w:r>
-        <w:t>Signature of External Guide with Company Seal: _____________________</w:t>
+        <w:t xml:space="preserve">Signature of External Guide with Company Seal: </w:t>
       </w:r>
     </w:p>
     <w:p>
@@ -2255,6 +2450,52 @@
       </w:pPr>
       <w:r>
         <w:t>Date: ___________</w:t>
+      </w:r>
+      <w:r>
+        <w:rPr>
+          <w:noProof/>
+        </w:rPr>
+        <w:drawing>
+          <wp:inline distT="0" distB="0" distL="0" distR="0" wp14:anchorId="17621070" wp14:editId="281D5DD9">
+            <wp:extent cx="1379220" cy="890905"/>
+            <wp:effectExtent l="0" t="0" r="0" b="0"/>
+            <wp:docPr id="2096697644" name="Picture 1"/>
+            <wp:cNvGraphicFramePr>
+              <a:graphicFrameLocks xmlns:a="http://schemas.openxmlformats.org/drawingml/2006/main" noChangeAspect="1"/>
+            </wp:cNvGraphicFramePr>
+            <a:graphic xmlns:a="http://schemas.openxmlformats.org/drawingml/2006/main">
+              <a:graphicData uri="http://schemas.openxmlformats.org/drawingml/2006/picture">
+                <pic:pic xmlns:pic="http://schemas.openxmlformats.org/drawingml/2006/picture">
+                  <pic:nvPicPr>
+                    <pic:cNvPr id="2096697644" name="Picture 2096697644"/>
+                    <pic:cNvPicPr/>
+                  </pic:nvPicPr>
+                  <pic:blipFill>
+                    <a:blip r:embed="rId9" cstate="print">
+                      <a:extLst>
+                        <a:ext uri="{28A0092B-C50C-407E-A947-70E740481C1C}">
+                          <a14:useLocalDpi xmlns:a14="http://schemas.microsoft.com/office/drawing/2010/main" val="0"/>
+                        </a:ext>
+                      </a:extLst>
+                    </a:blip>
+                    <a:stretch>
+                      <a:fillRect/>
+                    </a:stretch>
+                  </pic:blipFill>
+                  <pic:spPr>
+                    <a:xfrm>
+                      <a:off x="0" y="0"/>
+                      <a:ext cx="1388407" cy="896839"/>
+                    </a:xfrm>
+                    <a:prstGeom prst="rect">
+                      <a:avLst/>
+                    </a:prstGeom>
+                  </pic:spPr>
+                </pic:pic>
+              </a:graphicData>
+            </a:graphic>
+          </wp:inline>
+        </w:drawing>
       </w:r>
     </w:p>
     <w:p>
